--- a/prj_fin/deliverables/technical_document.docx
+++ b/prj_fin/deliverables/technical_document.docx
@@ -482,7 +482,7 @@
           <w:b w:val="0"/>
           <w:sz w:val="24"/>
         </w:rPr>
-        <w:t>1. 同帧 A/B 竖缝：原图与处理图共用几何、行标签和固定 15 拍效果链，缝上比较的是同一帧。2. 帧提交三条件：字节门、行覆盖位图和坏包门同时成立才提交，作废计数可解释。3. 可证伪仪表：pane_bad、link 帧间隔、三阶段故障注入都能被打红，不依赖好看的绝对值。4. 全 PL + QSPI + 串口/UDP/GPIO 回读形成完整闭环，断电可自启、现场可复核。</w:t>
+        <w:t>四条创新点可归为三条主线：同帧可比、帧级可信、整机可交付。1.（可比）同帧 A/B 竖缝：原图与处理图共用几何、行标签和固定 15 拍效果链，缝上比较的是同一帧。2.（可信）帧提交三条件：字节门、行覆盖位图和坏包门同时成立才提交，作废计数可解释。3.（可信）可证伪仪表：pane_bad、link 帧间隔、三阶段故障注入都能被打红，不依赖好看的绝对值。4.（可交付）全 PL + QSPI + 串口/UDP/GPIO 回读形成完整闭环，断电可自启、现场可复核。</w:t>
       </w:r>
     </w:p>
     <w:p>

--- a/prj_fin/deliverables/technical_document.docx
+++ b/prj_fin/deliverables/technical_document.docx
@@ -713,7 +713,7 @@
           <w:b w:val="0"/>
           <w:sz w:val="24"/>
         </w:rPr>
-        <w:t>硬件核心为 RK-ZYNQ7020-F 开发板，器件 xc7z020clg484-2；板载 DDR3、QSPI、microSD、USB-C JTAG/UART、50 MHz 时钟、PL 侧 RJ45（RTL8211F-CG）和 HDMI。PL 负责视频与网络数据通路，PS 负责命令、SD、温度和状态回读；两者通过 AXI GP0/HP0 连接。</w:t>
+        <w:t>硬件核心为 RK-ZYNQ7020-F 开发板，器件 xc7z020clg484-2；综合、实现、位流与平台构建使用 Vivado / Vitis 2025.2.1；板载 DDR3、QSPI、microSD、USB-C JTAG/UART、50 MHz 时钟、PL 侧 RJ45（RTL8211F-CG）和 HDMI。PL 负责视频与网络数据通路，PS 负责命令、SD、温度和状态回读；两者通过 AXI GP0/HP0 连接。</w:t>
       </w:r>
     </w:p>
     <w:tbl>

--- a/prj_fin/deliverables/technical_document.docx
+++ b/prj_fin/deliverables/technical_document.docx
@@ -17,7 +17,7 @@
           <w:color w:val="1F3A5F"/>
           <w:sz w:val="36"/>
         </w:rPr>
-        <w:t>多源视频流多效果变换处理系统</w:t>
+        <w:t>多源视频同帧对照处理系统</w:t>
       </w:r>
     </w:p>
     <w:p>
